--- a/109–123.docx
+++ b/109–123.docx
@@ -103,6 +103,7 @@
         </w:rPr>
         <w:t xml:space="preserve"> </w:t>
       </w:r>
+      <w:proofErr w:type="spellStart"/>
       <w:r>
         <w:rPr>
           <w:color w:val="231F20"/>
@@ -117,6 +118,7 @@
         </w:rPr>
         <w:t>a</w:t>
       </w:r>
+      <w:proofErr w:type="spellEnd"/>
     </w:p>
     <w:p>
       <w:pPr>
@@ -420,7 +422,21 @@
         <w:rPr>
           <w:color w:val="231F20"/>
         </w:rPr>
-        <w:t xml:space="preserve"> генерации текста, благодаря реализации новой работы с контекстом, модели нейросетей рекуррентного и свёрточного типа. </w:t>
+        <w:t xml:space="preserve"> генерации текста, благодаря реализации новой работы с контекстом, модели нейросетей рекуррентного и </w:t>
+      </w:r>
+      <w:proofErr w:type="spellStart"/>
+      <w:r>
+        <w:rPr>
+          <w:color w:val="231F20"/>
+        </w:rPr>
+        <w:t>свёрточного</w:t>
+      </w:r>
+      <w:proofErr w:type="spellEnd"/>
+      <w:r>
+        <w:rPr>
+          <w:color w:val="231F20"/>
+        </w:rPr>
+        <w:t xml:space="preserve"> типа. </w:t>
       </w:r>
       <w:r>
         <w:rPr>
@@ -447,6 +463,7 @@
         </w:rPr>
         <w:t xml:space="preserve"> </w:t>
       </w:r>
+      <w:proofErr w:type="spellStart"/>
       <w:r>
         <w:rPr>
           <w:color w:val="231F20"/>
@@ -454,6 +471,7 @@
         </w:rPr>
         <w:t>Qwen</w:t>
       </w:r>
+      <w:proofErr w:type="spellEnd"/>
       <w:r>
         <w:rPr>
           <w:color w:val="231F20"/>
@@ -510,6 +528,7 @@
         </w:rPr>
         <w:t xml:space="preserve">Исследование языковой модели проводилось с использованием библиотеке </w:t>
       </w:r>
+      <w:proofErr w:type="spellStart"/>
       <w:r>
         <w:rPr>
           <w:color w:val="231F20"/>
@@ -517,6 +536,7 @@
         </w:rPr>
         <w:t>Ollama</w:t>
       </w:r>
+      <w:proofErr w:type="spellEnd"/>
       <w:r>
         <w:rPr>
           <w:color w:val="231F20"/>
@@ -539,7 +559,21 @@
         <w:rPr>
           <w:color w:val="231F20"/>
         </w:rPr>
-        <w:t xml:space="preserve">азобраны векторные представления матриц KVкэша </w:t>
+        <w:t xml:space="preserve">азобраны векторные представления матриц </w:t>
+      </w:r>
+      <w:proofErr w:type="spellStart"/>
+      <w:r>
+        <w:rPr>
+          <w:color w:val="231F20"/>
+        </w:rPr>
+        <w:t>KVкэша</w:t>
+      </w:r>
+      <w:proofErr w:type="spellEnd"/>
+      <w:r>
+        <w:rPr>
+          <w:color w:val="231F20"/>
+        </w:rPr>
+        <w:t xml:space="preserve"> </w:t>
       </w:r>
       <w:r>
         <w:rPr>
@@ -664,7 +698,21 @@
         <w:rPr>
           <w:color w:val="231F20"/>
         </w:rPr>
-        <w:t>модели свёрточного типа</w:t>
+        <w:t xml:space="preserve">модели </w:t>
+      </w:r>
+      <w:proofErr w:type="spellStart"/>
+      <w:r>
+        <w:rPr>
+          <w:color w:val="231F20"/>
+        </w:rPr>
+        <w:t>свёрточного</w:t>
+      </w:r>
+      <w:proofErr w:type="spellEnd"/>
+      <w:r>
+        <w:rPr>
+          <w:color w:val="231F20"/>
+        </w:rPr>
+        <w:t xml:space="preserve"> типа</w:t>
       </w:r>
       <w:r>
         <w:rPr>
@@ -684,12 +732,14 @@
         </w:rPr>
         <w:t xml:space="preserve">, </w:t>
       </w:r>
+      <w:proofErr w:type="spellStart"/>
       <w:r>
         <w:rPr>
           <w:color w:val="231F20"/>
         </w:rPr>
         <w:t>KVкэш</w:t>
       </w:r>
+      <w:proofErr w:type="spellEnd"/>
       <w:r>
         <w:rPr>
           <w:color w:val="231F20"/>
@@ -822,7 +872,15 @@
           <w:color w:val="231F20"/>
           <w:lang w:val="en-US"/>
         </w:rPr>
-        <w:t>V. G. Buikevich</w:t>
+        <w:t xml:space="preserve">V. G. </w:t>
+      </w:r>
+      <w:proofErr w:type="spellStart"/>
+      <w:r>
+        <w:rPr>
+          <w:color w:val="231F20"/>
+          <w:lang w:val="en-US"/>
+        </w:rPr>
+        <w:t>Buikevich</w:t>
       </w:r>
       <w:r>
         <w:rPr>
@@ -832,6 +890,7 @@
         </w:rPr>
         <w:t>a</w:t>
       </w:r>
+      <w:proofErr w:type="spellEnd"/>
     </w:p>
     <w:p>
       <w:pPr>
@@ -843,6 +902,7 @@
           <w:lang w:val="en-US"/>
         </w:rPr>
       </w:pPr>
+      <w:proofErr w:type="spellStart"/>
       <w:r>
         <w:rPr>
           <w:color w:val="231F20"/>
@@ -851,6 +911,7 @@
         </w:rPr>
         <w:t>Polotsk</w:t>
       </w:r>
+      <w:proofErr w:type="spellEnd"/>
       <w:r>
         <w:rPr>
           <w:color w:val="231F20"/>
@@ -914,6 +975,7 @@
         </w:rPr>
         <w:t xml:space="preserve"> </w:t>
       </w:r>
+      <w:proofErr w:type="spellStart"/>
       <w:r>
         <w:rPr>
           <w:color w:val="231F20"/>
@@ -922,6 +984,7 @@
         </w:rPr>
         <w:t>Blokhina</w:t>
       </w:r>
+      <w:proofErr w:type="spellEnd"/>
       <w:r>
         <w:rPr>
           <w:color w:val="231F20"/>
@@ -931,13 +994,23 @@
         </w:rPr>
         <w:t xml:space="preserve"> </w:t>
       </w:r>
+      <w:proofErr w:type="spellStart"/>
       <w:r>
         <w:rPr>
           <w:color w:val="231F20"/>
           <w:sz w:val="20"/>
           <w:lang w:val="en-US"/>
         </w:rPr>
-        <w:t>st.,</w:t>
+        <w:t>st.</w:t>
+      </w:r>
+      <w:proofErr w:type="spellEnd"/>
+      <w:r>
+        <w:rPr>
+          <w:color w:val="231F20"/>
+          <w:sz w:val="20"/>
+          <w:lang w:val="en-US"/>
+        </w:rPr>
+        <w:t>,</w:t>
       </w:r>
       <w:r>
         <w:rPr>
@@ -948,13 +1021,23 @@
         </w:rPr>
         <w:t xml:space="preserve"> </w:t>
       </w:r>
+      <w:proofErr w:type="spellStart"/>
       <w:r>
         <w:rPr>
           <w:color w:val="231F20"/>
           <w:sz w:val="20"/>
           <w:lang w:val="en-US"/>
         </w:rPr>
-        <w:t>Novopolotsk,</w:t>
+        <w:t>Novopolotsk</w:t>
+      </w:r>
+      <w:proofErr w:type="spellEnd"/>
+      <w:r>
+        <w:rPr>
+          <w:color w:val="231F20"/>
+          <w:sz w:val="20"/>
+          <w:lang w:val="en-US"/>
+        </w:rPr>
+        <w:t>,</w:t>
       </w:r>
       <w:r>
         <w:rPr>
@@ -1142,13 +1225,30 @@
           <w:color w:val="231F20"/>
           <w:lang w:val="en-US"/>
         </w:rPr>
-        <w:t xml:space="preserve">Currently, large language models (LLM) are gaining popularity among neural network language models (NLP). The architecture of transformers and heads of attention, which underlies the architecture of large language models, allowed LLM to overtake text generation in terms of quality and speed, thanks to the implementation of new work with context, recurrent and convolutional neural network models. Therefore, this article will focus on how large language models work with context. With this in mind, we tested a local LLM called Qwen3-Coder-Next, a large language model created with an emphasis on code generation. The language model was studied using the Ollama library in C++. Vector representations of </w:t>
-      </w:r>
+        <w:t xml:space="preserve">Currently, large language models (LLM) are gaining popularity among neural network language models (NLP). The architecture of transformers and heads of attention, which underlies the architecture of large language models, allowed LLM to overtake text generation in terms of quality and speed, thanks to the implementation of new work with context, recurrent and convolutional neural network models. Therefore, this article will focus on how large language models work with context. With this in mind, we tested a local LLM called Qwen3-Coder-Next, a large language model created with an emphasis on code generation. The language model was studied using the </w:t>
+      </w:r>
+      <w:proofErr w:type="spellStart"/>
       <w:r>
         <w:rPr>
           <w:color w:val="231F20"/>
           <w:lang w:val="en-US"/>
         </w:rPr>
+        <w:t>Ollama</w:t>
+      </w:r>
+      <w:proofErr w:type="spellEnd"/>
+      <w:r>
+        <w:rPr>
+          <w:color w:val="231F20"/>
+          <w:lang w:val="en-US"/>
+        </w:rPr>
+        <w:t xml:space="preserve"> library in C++. Vector representations of </w:t>
+      </w:r>
+      <w:proofErr w:type="spellStart"/>
+      <w:r>
+        <w:rPr>
+          <w:color w:val="231F20"/>
+          <w:lang w:val="en-US"/>
+        </w:rPr>
         <w:t>K</w:t>
       </w:r>
       <w:r>
@@ -1156,13 +1256,22 @@
           <w:color w:val="231F20"/>
           <w:lang w:val="en-US"/>
         </w:rPr>
-        <w:t xml:space="preserve">Vcache matrices were analyzed based on different context occupancy. Graphs of the dependence of the </w:t>
-      </w:r>
+        <w:t>Vcache</w:t>
+      </w:r>
+      <w:proofErr w:type="spellEnd"/>
       <w:r>
         <w:rPr>
           <w:color w:val="231F20"/>
           <w:lang w:val="en-US"/>
         </w:rPr>
+        <w:t xml:space="preserve"> matrices were analyzed based on different context occupancy. Graphs of the dependence of the </w:t>
+      </w:r>
+      <w:proofErr w:type="spellStart"/>
+      <w:r>
+        <w:rPr>
+          <w:color w:val="231F20"/>
+          <w:lang w:val="en-US"/>
+        </w:rPr>
         <w:t>KV</w:t>
       </w:r>
       <w:r>
@@ -1170,7 +1279,15 @@
           <w:color w:val="231F20"/>
           <w:lang w:val="en-US"/>
         </w:rPr>
-        <w:t>cache generation rate and the context are constructed and investigated. The dependence of the model's confidence on the size of the incoming request is investigated. It was studied whether there is a loss of context in long sequences in large language models.</w:t>
+        <w:t>cache</w:t>
+      </w:r>
+      <w:proofErr w:type="spellEnd"/>
+      <w:r>
+        <w:rPr>
+          <w:color w:val="231F20"/>
+          <w:lang w:val="en-US"/>
+        </w:rPr>
+        <w:t xml:space="preserve"> generation rate and the context are constructed and investigated. The dependence of the model's confidence on the size of the incoming request is investigated. It was studied whether there is a loss of context in long sequences in large language models.</w:t>
       </w:r>
     </w:p>
     <w:p>
@@ -1190,6 +1307,7 @@
         </w:rPr>
         <w:t xml:space="preserve">Keywords: NLP, LLM, transformers, convolutional type models, recurrent type models, </w:t>
       </w:r>
+      <w:proofErr w:type="spellStart"/>
       <w:r>
         <w:rPr>
           <w:color w:val="231F20"/>
@@ -1216,7 +1334,15 @@
           <w:color w:val="231F20"/>
           <w:lang w:val="en-US"/>
         </w:rPr>
-        <w:t>che, patentability.</w:t>
+        <w:t>che</w:t>
+      </w:r>
+      <w:proofErr w:type="spellEnd"/>
+      <w:r>
+        <w:rPr>
+          <w:color w:val="231F20"/>
+          <w:lang w:val="en-US"/>
+        </w:rPr>
+        <w:t>, patentability.</w:t>
       </w:r>
     </w:p>
     <w:p>
@@ -1326,7 +1452,63 @@
         <w:rPr>
           <w:color w:val="231F20"/>
         </w:rPr>
-        <w:t>Пигмалиона, Дедала, Гефеста  можно было бы назвать легендарными изобретателями, а их творения – Галатею, Талоса и Пандо- ру – искусственной жизнью</w:t>
+        <w:t xml:space="preserve">Пигмалиона, Дедала, </w:t>
+      </w:r>
+      <w:proofErr w:type="gramStart"/>
+      <w:r>
+        <w:rPr>
+          <w:color w:val="231F20"/>
+        </w:rPr>
+        <w:t>Гефеста  можно</w:t>
+      </w:r>
+      <w:proofErr w:type="gramEnd"/>
+      <w:r>
+        <w:rPr>
+          <w:color w:val="231F20"/>
+        </w:rPr>
+        <w:t xml:space="preserve"> было бы назвать легендарными изобретателями, а их творения – Галатею, </w:t>
+      </w:r>
+      <w:proofErr w:type="spellStart"/>
+      <w:r>
+        <w:rPr>
+          <w:color w:val="231F20"/>
+        </w:rPr>
+        <w:t>Талоса</w:t>
+      </w:r>
+      <w:proofErr w:type="spellEnd"/>
+      <w:r>
+        <w:rPr>
+          <w:color w:val="231F20"/>
+        </w:rPr>
+        <w:t xml:space="preserve"> и </w:t>
+      </w:r>
+      <w:proofErr w:type="spellStart"/>
+      <w:r>
+        <w:rPr>
+          <w:color w:val="231F20"/>
+        </w:rPr>
+        <w:t>Пандо</w:t>
+      </w:r>
+      <w:proofErr w:type="spellEnd"/>
+      <w:r>
+        <w:rPr>
+          <w:color w:val="231F20"/>
+        </w:rPr>
+        <w:t xml:space="preserve">- </w:t>
+      </w:r>
+      <w:proofErr w:type="spellStart"/>
+      <w:r>
+        <w:rPr>
+          <w:color w:val="231F20"/>
+        </w:rPr>
+        <w:t>ру</w:t>
+      </w:r>
+      <w:proofErr w:type="spellEnd"/>
+      <w:r>
+        <w:rPr>
+          <w:color w:val="231F20"/>
+        </w:rPr>
+        <w:t xml:space="preserve"> – искусственной жизнью</w:t>
       </w:r>
       <w:r>
         <w:rPr>
@@ -1352,6 +1534,7 @@
         </w:rPr>
         <w:t xml:space="preserve">на базе трансформеров создала компания </w:t>
       </w:r>
+      <w:proofErr w:type="spellStart"/>
       <w:r>
         <w:rPr>
           <w:color w:val="231F20"/>
@@ -1359,6 +1542,7 @@
         </w:rPr>
         <w:t>openAI</w:t>
       </w:r>
+      <w:proofErr w:type="spellEnd"/>
       <w:r>
         <w:rPr>
           <w:color w:val="231F20"/>
@@ -1399,7 +1583,49 @@
         <w:rPr>
           <w:color w:val="231F20"/>
         </w:rPr>
-        <w:t>В настоящее время в области обработки естественного языка наблюдается развитие больших языковых моделей, основанных на архитектуре трансформеров, за счёт новых подходов к обработке текста и научных исследований в области нейросетей. В отличие от ранее широко применяемых рекуррентных и сверточных нейронных сетей, трансформеры дают более эффективную работу с последовательными данными за счёт механизма голов внимания, они позволяют учитывать взаимосвязи элементов входной последовательности не обращая внимание на расстояния. Различные виды NLP без голов внимания и их минусы хорошо рассмотрены в книге Глубокое обучение за авторством Гудфеллоу Я., Бенджио И., Курвилль А.</w:t>
+        <w:t xml:space="preserve">В настоящее время в области обработки естественного языка наблюдается развитие больших языковых моделей, основанных на архитектуре трансформеров, за счёт новых подходов к обработке текста и научных исследований в области нейросетей. В отличие от ранее широко применяемых рекуррентных и </w:t>
+      </w:r>
+      <w:proofErr w:type="spellStart"/>
+      <w:r>
+        <w:rPr>
+          <w:color w:val="231F20"/>
+        </w:rPr>
+        <w:t>сверточных</w:t>
+      </w:r>
+      <w:proofErr w:type="spellEnd"/>
+      <w:r>
+        <w:rPr>
+          <w:color w:val="231F20"/>
+        </w:rPr>
+        <w:t xml:space="preserve"> нейронных сетей, трансформеры дают более эффективную работу с последовательными данными за счёт механизма голов внимания, они позволяют учитывать взаимосвязи элементов входной последовательности не обращая внимание на расстояния. Различные виды NLP без голов внимания и их минусы хорошо рассмотрены в книге Глубокое обучение за авторством Гудфеллоу Я., </w:t>
+      </w:r>
+      <w:proofErr w:type="spellStart"/>
+      <w:r>
+        <w:rPr>
+          <w:color w:val="231F20"/>
+        </w:rPr>
+        <w:t>Бенджио</w:t>
+      </w:r>
+      <w:proofErr w:type="spellEnd"/>
+      <w:r>
+        <w:rPr>
+          <w:color w:val="231F20"/>
+        </w:rPr>
+        <w:t xml:space="preserve"> И., </w:t>
+      </w:r>
+      <w:proofErr w:type="spellStart"/>
+      <w:r>
+        <w:rPr>
+          <w:color w:val="231F20"/>
+        </w:rPr>
+        <w:t>Курвилль</w:t>
+      </w:r>
+      <w:proofErr w:type="spellEnd"/>
+      <w:r>
+        <w:rPr>
+          <w:color w:val="231F20"/>
+        </w:rPr>
+        <w:t xml:space="preserve"> А.</w:t>
       </w:r>
     </w:p>
     <w:p>
@@ -1416,7 +1642,35 @@
         <w:rPr>
           <w:color w:val="231F20"/>
         </w:rPr>
-        <w:t xml:space="preserve">Как хорошая выборка напрямую влияет на скорость достижения глобального минимума в обучении модели, так и хороший промт влияет как на качество генерируемого текста уже после обучения модели. Увеличение длины контекста приводит к росту объёма вычислений, поскольку механизм само внимания имеет квадратичную сложность относительно длины входной последовательности, что создаёт ограничения при работе с длинными текстами и требует применения оптимизаций, таких как использование KVкэша позволяющего повторно использовать промежуточные вычисления при генерации последовательности. </w:t>
+        <w:t xml:space="preserve">Как хорошая выборка напрямую влияет на скорость достижения глобального минимума в обучении модели, так и хороший </w:t>
+      </w:r>
+      <w:proofErr w:type="spellStart"/>
+      <w:r>
+        <w:rPr>
+          <w:color w:val="231F20"/>
+        </w:rPr>
+        <w:t>промт</w:t>
+      </w:r>
+      <w:proofErr w:type="spellEnd"/>
+      <w:r>
+        <w:rPr>
+          <w:color w:val="231F20"/>
+        </w:rPr>
+        <w:t xml:space="preserve"> влияет как на качество генерируемого текста уже после обучения модели. Увеличение длины контекста приводит к росту объёма вычислений, поскольку механизм само внимания имеет квадратичную сложность относительно длины входной последовательности, что создаёт ограничения при работе с длинными текстами и требует применения оптимизаций, таких как использование </w:t>
+      </w:r>
+      <w:proofErr w:type="spellStart"/>
+      <w:r>
+        <w:rPr>
+          <w:color w:val="231F20"/>
+        </w:rPr>
+        <w:t>KVкэша</w:t>
+      </w:r>
+      <w:proofErr w:type="spellEnd"/>
+      <w:r>
+        <w:rPr>
+          <w:color w:val="231F20"/>
+        </w:rPr>
+        <w:t xml:space="preserve"> позволяющего повторно использовать промежуточные вычисления при генерации последовательности. </w:t>
       </w:r>
     </w:p>
     <w:p>
@@ -1433,7 +1687,217 @@
         <w:rPr>
           <w:color w:val="231F20"/>
         </w:rPr>
-        <w:t>Не смотря на многочисленные статьи, посвящённые обработке текста в машинном обучении, вопрос изучения обработки контекста продолжается. Изучают как сделать генерацию быстрее, качественнее и ищут компромисс между этими характеристиками. Например компания DeepSeek в своей научной статье под названием “ Towards Economical Inference: Enabling DeepSeek's Multi-Head Latent Attention in Any Transformer-based LLMs” представила механизм голов внимания, что сократил KVкэш модели Llama2-7B на 92,19%, потеряв 0,5% точности модели. Что показывает важность оптимизации работы с контекстом.</w:t>
+        <w:t xml:space="preserve">Не смотря на многочисленные статьи, посвящённые обработке текста в машинном обучении, вопрос изучения обработки контекста продолжается. Изучают как сделать генерацию быстрее, качественнее и ищут компромисс между этими характеристиками. </w:t>
+      </w:r>
+      <w:proofErr w:type="gramStart"/>
+      <w:r>
+        <w:rPr>
+          <w:color w:val="231F20"/>
+        </w:rPr>
+        <w:t>Например</w:t>
+      </w:r>
+      <w:proofErr w:type="gramEnd"/>
+      <w:r>
+        <w:rPr>
+          <w:color w:val="231F20"/>
+        </w:rPr>
+        <w:t xml:space="preserve"> компания </w:t>
+      </w:r>
+      <w:proofErr w:type="spellStart"/>
+      <w:r>
+        <w:rPr>
+          <w:color w:val="231F20"/>
+        </w:rPr>
+        <w:t>DeepSeek</w:t>
+      </w:r>
+      <w:proofErr w:type="spellEnd"/>
+      <w:r>
+        <w:rPr>
+          <w:color w:val="231F20"/>
+        </w:rPr>
+        <w:t xml:space="preserve"> в своей научной статье под названием “ </w:t>
+      </w:r>
+      <w:proofErr w:type="spellStart"/>
+      <w:r>
+        <w:rPr>
+          <w:color w:val="231F20"/>
+        </w:rPr>
+        <w:t>Towards</w:t>
+      </w:r>
+      <w:proofErr w:type="spellEnd"/>
+      <w:r>
+        <w:rPr>
+          <w:color w:val="231F20"/>
+        </w:rPr>
+        <w:t xml:space="preserve"> </w:t>
+      </w:r>
+      <w:proofErr w:type="spellStart"/>
+      <w:r>
+        <w:rPr>
+          <w:color w:val="231F20"/>
+        </w:rPr>
+        <w:t>Economical</w:t>
+      </w:r>
+      <w:proofErr w:type="spellEnd"/>
+      <w:r>
+        <w:rPr>
+          <w:color w:val="231F20"/>
+        </w:rPr>
+        <w:t xml:space="preserve"> </w:t>
+      </w:r>
+      <w:proofErr w:type="spellStart"/>
+      <w:r>
+        <w:rPr>
+          <w:color w:val="231F20"/>
+        </w:rPr>
+        <w:t>Inference</w:t>
+      </w:r>
+      <w:proofErr w:type="spellEnd"/>
+      <w:r>
+        <w:rPr>
+          <w:color w:val="231F20"/>
+        </w:rPr>
+        <w:t xml:space="preserve">: </w:t>
+      </w:r>
+      <w:proofErr w:type="spellStart"/>
+      <w:r>
+        <w:rPr>
+          <w:color w:val="231F20"/>
+        </w:rPr>
+        <w:t>Enabling</w:t>
+      </w:r>
+      <w:proofErr w:type="spellEnd"/>
+      <w:r>
+        <w:rPr>
+          <w:color w:val="231F20"/>
+        </w:rPr>
+        <w:t xml:space="preserve"> </w:t>
+      </w:r>
+      <w:proofErr w:type="spellStart"/>
+      <w:r>
+        <w:rPr>
+          <w:color w:val="231F20"/>
+        </w:rPr>
+        <w:t>DeepSeek's</w:t>
+      </w:r>
+      <w:proofErr w:type="spellEnd"/>
+      <w:r>
+        <w:rPr>
+          <w:color w:val="231F20"/>
+        </w:rPr>
+        <w:t xml:space="preserve"> </w:t>
+      </w:r>
+      <w:proofErr w:type="spellStart"/>
+      <w:r>
+        <w:rPr>
+          <w:color w:val="231F20"/>
+        </w:rPr>
+        <w:t>Multi-Head</w:t>
+      </w:r>
+      <w:proofErr w:type="spellEnd"/>
+      <w:r>
+        <w:rPr>
+          <w:color w:val="231F20"/>
+        </w:rPr>
+        <w:t xml:space="preserve"> </w:t>
+      </w:r>
+      <w:proofErr w:type="spellStart"/>
+      <w:r>
+        <w:rPr>
+          <w:color w:val="231F20"/>
+        </w:rPr>
+        <w:t>Latent</w:t>
+      </w:r>
+      <w:proofErr w:type="spellEnd"/>
+      <w:r>
+        <w:rPr>
+          <w:color w:val="231F20"/>
+        </w:rPr>
+        <w:t xml:space="preserve"> </w:t>
+      </w:r>
+      <w:proofErr w:type="spellStart"/>
+      <w:r>
+        <w:rPr>
+          <w:color w:val="231F20"/>
+        </w:rPr>
+        <w:t>Attention</w:t>
+      </w:r>
+      <w:proofErr w:type="spellEnd"/>
+      <w:r>
+        <w:rPr>
+          <w:color w:val="231F20"/>
+        </w:rPr>
+        <w:t xml:space="preserve"> </w:t>
+      </w:r>
+      <w:proofErr w:type="spellStart"/>
+      <w:r>
+        <w:rPr>
+          <w:color w:val="231F20"/>
+        </w:rPr>
+        <w:t>in</w:t>
+      </w:r>
+      <w:proofErr w:type="spellEnd"/>
+      <w:r>
+        <w:rPr>
+          <w:color w:val="231F20"/>
+        </w:rPr>
+        <w:t xml:space="preserve"> </w:t>
+      </w:r>
+      <w:proofErr w:type="spellStart"/>
+      <w:r>
+        <w:rPr>
+          <w:color w:val="231F20"/>
+        </w:rPr>
+        <w:t>Any</w:t>
+      </w:r>
+      <w:proofErr w:type="spellEnd"/>
+      <w:r>
+        <w:rPr>
+          <w:color w:val="231F20"/>
+        </w:rPr>
+        <w:t xml:space="preserve"> </w:t>
+      </w:r>
+      <w:proofErr w:type="spellStart"/>
+      <w:r>
+        <w:rPr>
+          <w:color w:val="231F20"/>
+        </w:rPr>
+        <w:t>Transformer-based</w:t>
+      </w:r>
+      <w:proofErr w:type="spellEnd"/>
+      <w:r>
+        <w:rPr>
+          <w:color w:val="231F20"/>
+        </w:rPr>
+        <w:t xml:space="preserve"> </w:t>
+      </w:r>
+      <w:proofErr w:type="spellStart"/>
+      <w:r>
+        <w:rPr>
+          <w:color w:val="231F20"/>
+        </w:rPr>
+        <w:t>LLMs</w:t>
+      </w:r>
+      <w:proofErr w:type="spellEnd"/>
+      <w:r>
+        <w:rPr>
+          <w:color w:val="231F20"/>
+        </w:rPr>
+        <w:t xml:space="preserve">” представила механизм голов внимания, что сократил </w:t>
+      </w:r>
+      <w:proofErr w:type="spellStart"/>
+      <w:r>
+        <w:rPr>
+          <w:color w:val="231F20"/>
+        </w:rPr>
+        <w:t>KVкэш</w:t>
+      </w:r>
+      <w:proofErr w:type="spellEnd"/>
+      <w:r>
+        <w:rPr>
+          <w:color w:val="231F20"/>
+        </w:rPr>
+        <w:t xml:space="preserve"> модели Llama2-7B на 92,19%, потеряв 0,5% точности модели. Что показывает важность оптимизации работы с контекстом.</w:t>
       </w:r>
     </w:p>
     <w:p>
@@ -1450,7 +1914,21 @@
         <w:rPr>
           <w:color w:val="231F20"/>
         </w:rPr>
-        <w:t>Среди языковых моделей очень интересными являются модели направленные на написание текста программ, такие как Qwen3-Coder-Next, данные модели должны не только сохранять смысл контекста, но и генерировать код, сохраняя достаточную уверенность.</w:t>
+        <w:t xml:space="preserve">Среди языковых моделей очень интересными являются </w:t>
+      </w:r>
+      <w:proofErr w:type="gramStart"/>
+      <w:r>
+        <w:rPr>
+          <w:color w:val="231F20"/>
+        </w:rPr>
+        <w:t>модели</w:t>
+      </w:r>
+      <w:proofErr w:type="gramEnd"/>
+      <w:r>
+        <w:rPr>
+          <w:color w:val="231F20"/>
+        </w:rPr>
+        <w:t xml:space="preserve"> направленные на написание текста программ, такие как Qwen3-Coder-Next, данные модели должны не только сохранять смысл контекста, но и генерировать код, сохраняя достаточную уверенность.</w:t>
       </w:r>
     </w:p>
     <w:p>
@@ -1574,7 +2052,15 @@
         <w:t>представляют в виде числовой последовательности</w:t>
       </w:r>
       <w:r>
-        <w:t xml:space="preserve"> (эмбэдинга токенов)</w:t>
+        <w:t xml:space="preserve"> (</w:t>
+      </w:r>
+      <w:proofErr w:type="spellStart"/>
+      <w:r>
+        <w:t>эмбэдинга</w:t>
+      </w:r>
+      <w:proofErr w:type="spellEnd"/>
+      <w:r>
+        <w:t xml:space="preserve"> токенов)</w:t>
       </w:r>
       <w:r>
         <w:t>.</w:t>
@@ -1661,7 +2147,15 @@
         <w:t>применяются специализированные</w:t>
       </w:r>
       <w:r>
-        <w:t xml:space="preserve"> токенизаторы вроде </w:t>
+        <w:t xml:space="preserve"> </w:t>
+      </w:r>
+      <w:proofErr w:type="spellStart"/>
+      <w:r>
+        <w:t>токенизаторы</w:t>
+      </w:r>
+      <w:proofErr w:type="spellEnd"/>
+      <w:r>
+        <w:t xml:space="preserve"> вроде </w:t>
       </w:r>
       <w:r>
         <w:rPr>
@@ -1672,9 +2166,11 @@
       <w:r>
         <w:t xml:space="preserve">, </w:t>
       </w:r>
+      <w:proofErr w:type="spellStart"/>
       <w:r>
         <w:t>LLaMA</w:t>
       </w:r>
+      <w:proofErr w:type="spellEnd"/>
       <w:r>
         <w:t xml:space="preserve"> и </w:t>
       </w:r>
@@ -1682,7 +2178,15 @@
         <w:t>GPT-5</w:t>
       </w:r>
       <w:r>
-        <w:t xml:space="preserve"> токенизатора.</w:t>
+        <w:t xml:space="preserve"> </w:t>
+      </w:r>
+      <w:proofErr w:type="spellStart"/>
+      <w:r>
+        <w:t>токенизатора</w:t>
+      </w:r>
+      <w:proofErr w:type="spellEnd"/>
+      <w:r>
+        <w:t>.</w:t>
       </w:r>
       <w:r>
         <w:t xml:space="preserve"> </w:t>
@@ -1869,7 +2373,77 @@
         <w:rPr>
           <w:color w:val="231F20"/>
         </w:rPr>
-        <w:t>"Attention is All You Need"</w:t>
+        <w:t>"</w:t>
+      </w:r>
+      <w:proofErr w:type="spellStart"/>
+      <w:r>
+        <w:rPr>
+          <w:color w:val="231F20"/>
+        </w:rPr>
+        <w:t>Attention</w:t>
+      </w:r>
+      <w:proofErr w:type="spellEnd"/>
+      <w:r>
+        <w:rPr>
+          <w:color w:val="231F20"/>
+        </w:rPr>
+        <w:t xml:space="preserve"> </w:t>
+      </w:r>
+      <w:proofErr w:type="spellStart"/>
+      <w:r>
+        <w:rPr>
+          <w:color w:val="231F20"/>
+        </w:rPr>
+        <w:t>is</w:t>
+      </w:r>
+      <w:proofErr w:type="spellEnd"/>
+      <w:r>
+        <w:rPr>
+          <w:color w:val="231F20"/>
+        </w:rPr>
+        <w:t xml:space="preserve"> </w:t>
+      </w:r>
+      <w:proofErr w:type="spellStart"/>
+      <w:r>
+        <w:rPr>
+          <w:color w:val="231F20"/>
+        </w:rPr>
+        <w:t>All</w:t>
+      </w:r>
+      <w:proofErr w:type="spellEnd"/>
+      <w:r>
+        <w:rPr>
+          <w:color w:val="231F20"/>
+        </w:rPr>
+        <w:t xml:space="preserve"> </w:t>
+      </w:r>
+      <w:proofErr w:type="spellStart"/>
+      <w:r>
+        <w:rPr>
+          <w:color w:val="231F20"/>
+        </w:rPr>
+        <w:t>You</w:t>
+      </w:r>
+      <w:proofErr w:type="spellEnd"/>
+      <w:r>
+        <w:rPr>
+          <w:color w:val="231F20"/>
+        </w:rPr>
+        <w:t xml:space="preserve"> </w:t>
+      </w:r>
+      <w:proofErr w:type="spellStart"/>
+      <w:r>
+        <w:rPr>
+          <w:color w:val="231F20"/>
+        </w:rPr>
+        <w:t>Need</w:t>
+      </w:r>
+      <w:proofErr w:type="spellEnd"/>
+      <w:r>
+        <w:rPr>
+          <w:color w:val="231F20"/>
+        </w:rPr>
+        <w:t>"</w:t>
       </w:r>
       <w:r>
         <w:rPr>
@@ -1922,12 +2496,14 @@
         </w:rPr>
         <w:t xml:space="preserve">. Его примером является кодирование позиций </w:t>
       </w:r>
+      <w:proofErr w:type="spellStart"/>
       <w:r>
         <w:rPr>
           <w:color w:val="231F20"/>
         </w:rPr>
         <w:t>Sinusoidal</w:t>
       </w:r>
+      <w:proofErr w:type="spellEnd"/>
       <w:r>
         <w:rPr>
           <w:color w:val="231F20"/>
@@ -2042,11 +2618,47 @@
       <w:r>
         <w:t xml:space="preserve"> </w:t>
       </w:r>
-      <w:r>
-        <w:rPr>
-          <w:color w:val="231F20"/>
-        </w:rPr>
-        <w:t xml:space="preserve">Shaw et al.” </w:t>
+      <w:proofErr w:type="spellStart"/>
+      <w:r>
+        <w:rPr>
+          <w:color w:val="231F20"/>
+        </w:rPr>
+        <w:t>Shaw</w:t>
+      </w:r>
+      <w:proofErr w:type="spellEnd"/>
+      <w:r>
+        <w:rPr>
+          <w:color w:val="231F20"/>
+        </w:rPr>
+        <w:t xml:space="preserve"> </w:t>
+      </w:r>
+      <w:proofErr w:type="spellStart"/>
+      <w:r>
+        <w:rPr>
+          <w:color w:val="231F20"/>
+        </w:rPr>
+        <w:t>et</w:t>
+      </w:r>
+      <w:proofErr w:type="spellEnd"/>
+      <w:r>
+        <w:rPr>
+          <w:color w:val="231F20"/>
+        </w:rPr>
+        <w:t xml:space="preserve"> </w:t>
+      </w:r>
+      <w:proofErr w:type="spellStart"/>
+      <w:r>
+        <w:rPr>
+          <w:color w:val="231F20"/>
+        </w:rPr>
+        <w:t>al</w:t>
+      </w:r>
+      <w:proofErr w:type="spellEnd"/>
+      <w:r>
+        <w:rPr>
+          <w:color w:val="231F20"/>
+        </w:rPr>
+        <w:t xml:space="preserve">.” </w:t>
       </w:r>
       <w:r>
         <w:rPr>
@@ -2102,12 +2714,14 @@
         </w:rPr>
         <w:t xml:space="preserve">. Например, в позиционном кодировании </w:t>
       </w:r>
+      <w:proofErr w:type="spellStart"/>
       <w:r>
         <w:rPr>
           <w:color w:val="231F20"/>
         </w:rPr>
         <w:t>RoPE</w:t>
       </w:r>
+      <w:proofErr w:type="spellEnd"/>
       <w:r>
         <w:rPr>
           <w:color w:val="231F20"/>
@@ -2118,7 +2732,35 @@
         <w:rPr>
           <w:color w:val="231F20"/>
         </w:rPr>
-        <w:t xml:space="preserve"> в векторах Query и Key. </w:t>
+        <w:t xml:space="preserve"> в векторах </w:t>
+      </w:r>
+      <w:proofErr w:type="spellStart"/>
+      <w:r>
+        <w:rPr>
+          <w:color w:val="231F20"/>
+        </w:rPr>
+        <w:t>Query</w:t>
+      </w:r>
+      <w:proofErr w:type="spellEnd"/>
+      <w:r>
+        <w:rPr>
+          <w:color w:val="231F20"/>
+        </w:rPr>
+        <w:t xml:space="preserve"> и </w:t>
+      </w:r>
+      <w:proofErr w:type="spellStart"/>
+      <w:r>
+        <w:rPr>
+          <w:color w:val="231F20"/>
+        </w:rPr>
+        <w:t>Key</w:t>
+      </w:r>
+      <w:proofErr w:type="spellEnd"/>
+      <w:r>
+        <w:rPr>
+          <w:color w:val="231F20"/>
+        </w:rPr>
+        <w:t xml:space="preserve">. </w:t>
       </w:r>
       <w:r>
         <w:rPr>
@@ -2149,6 +2791,8 @@
         </w:rPr>
         <w:t xml:space="preserve">После этого слова разделяются на 3 тензора. Под названием </w:t>
       </w:r>
+      <w:proofErr w:type="spellStart"/>
+      <w:proofErr w:type="gramStart"/>
       <w:r>
         <w:rPr>
           <w:color w:val="231F20"/>
@@ -2156,18 +2800,22 @@
         </w:rPr>
         <w:t>Wk</w:t>
       </w:r>
+      <w:proofErr w:type="spellEnd"/>
       <w:r>
         <w:rPr>
           <w:color w:val="231F20"/>
         </w:rPr>
         <w:t>(</w:t>
       </w:r>
+      <w:proofErr w:type="spellStart"/>
+      <w:proofErr w:type="gramEnd"/>
       <w:r>
         <w:rPr>
           <w:color w:val="231F20"/>
         </w:rPr>
         <w:t>Key</w:t>
       </w:r>
+      <w:proofErr w:type="spellEnd"/>
       <w:r>
         <w:rPr>
           <w:color w:val="231F20"/>
@@ -2186,6 +2834,7 @@
         </w:rPr>
         <w:t xml:space="preserve"> </w:t>
       </w:r>
+      <w:proofErr w:type="spellStart"/>
       <w:r>
         <w:rPr>
           <w:color w:val="231F20"/>
@@ -2193,18 +2842,21 @@
         </w:rPr>
         <w:t>Wq</w:t>
       </w:r>
+      <w:proofErr w:type="spellEnd"/>
       <w:r>
         <w:rPr>
           <w:color w:val="231F20"/>
         </w:rPr>
         <w:t>(</w:t>
       </w:r>
+      <w:proofErr w:type="spellStart"/>
       <w:r>
         <w:rPr>
           <w:color w:val="231F20"/>
         </w:rPr>
         <w:t>Query</w:t>
       </w:r>
+      <w:proofErr w:type="spellEnd"/>
       <w:r>
         <w:rPr>
           <w:color w:val="231F20"/>
@@ -2230,12 +2882,14 @@
         </w:rPr>
         <w:t>(</w:t>
       </w:r>
+      <w:proofErr w:type="spellStart"/>
       <w:r>
         <w:rPr>
           <w:color w:val="231F20"/>
         </w:rPr>
         <w:t>Value</w:t>
       </w:r>
+      <w:proofErr w:type="spellEnd"/>
       <w:r>
         <w:rPr>
           <w:color w:val="231F20"/>
@@ -2321,6 +2975,7 @@
         </w:rPr>
         <w:t xml:space="preserve">Тензоры </w:t>
       </w:r>
+      <w:proofErr w:type="spellStart"/>
       <w:r>
         <w:rPr>
           <w:color w:val="231F20"/>
@@ -2328,6 +2983,7 @@
         </w:rPr>
         <w:t>Wk</w:t>
       </w:r>
+      <w:proofErr w:type="spellEnd"/>
       <w:r>
         <w:rPr>
           <w:color w:val="231F20"/>
@@ -2372,6 +3028,7 @@
         </w:rPr>
         <w:t xml:space="preserve">. </w:t>
       </w:r>
+      <w:proofErr w:type="spellStart"/>
       <w:r>
         <w:rPr>
           <w:color w:val="231F20"/>
@@ -2379,6 +3036,7 @@
         </w:rPr>
         <w:t>Wq</w:t>
       </w:r>
+      <w:proofErr w:type="spellEnd"/>
       <w:r>
         <w:rPr>
           <w:color w:val="231F20"/>
@@ -2389,13 +3047,63 @@
         <w:rPr>
           <w:color w:val="231F20"/>
         </w:rPr>
-        <w:t>формулу Scaled Dot-Product Attention</w:t>
-      </w:r>
-      <w:r>
-        <w:rPr>
-          <w:color w:val="231F20"/>
-        </w:rPr>
-        <w:t xml:space="preserve"> для механзма внимания.</w:t>
+        <w:t xml:space="preserve">формулу </w:t>
+      </w:r>
+      <w:proofErr w:type="spellStart"/>
+      <w:r>
+        <w:rPr>
+          <w:color w:val="231F20"/>
+        </w:rPr>
+        <w:t>Scaled</w:t>
+      </w:r>
+      <w:proofErr w:type="spellEnd"/>
+      <w:r>
+        <w:rPr>
+          <w:color w:val="231F20"/>
+        </w:rPr>
+        <w:t xml:space="preserve"> </w:t>
+      </w:r>
+      <w:proofErr w:type="spellStart"/>
+      <w:r>
+        <w:rPr>
+          <w:color w:val="231F20"/>
+        </w:rPr>
+        <w:t>Dot-Product</w:t>
+      </w:r>
+      <w:proofErr w:type="spellEnd"/>
+      <w:r>
+        <w:rPr>
+          <w:color w:val="231F20"/>
+        </w:rPr>
+        <w:t xml:space="preserve"> </w:t>
+      </w:r>
+      <w:proofErr w:type="spellStart"/>
+      <w:r>
+        <w:rPr>
+          <w:color w:val="231F20"/>
+        </w:rPr>
+        <w:t>Attention</w:t>
+      </w:r>
+      <w:proofErr w:type="spellEnd"/>
+      <w:r>
+        <w:rPr>
+          <w:color w:val="231F20"/>
+        </w:rPr>
+        <w:t xml:space="preserve"> для </w:t>
+      </w:r>
+      <w:proofErr w:type="spellStart"/>
+      <w:r>
+        <w:rPr>
+          <w:color w:val="231F20"/>
+        </w:rPr>
+        <w:t>механзма</w:t>
+      </w:r>
+      <w:proofErr w:type="spellEnd"/>
+      <w:r>
+        <w:rPr>
+          <w:color w:val="231F20"/>
+        </w:rPr>
+        <w:t xml:space="preserve"> внимания.</w:t>
       </w:r>
     </w:p>
     <w:p>
@@ -2465,12 +3173,42 @@
         </w:rPr>
         <w:t xml:space="preserve">Наглядная визуализация процесса работы </w:t>
       </w:r>
-      <w:r>
-        <w:rPr>
-          <w:color w:val="231F20"/>
-        </w:rPr>
-        <w:t>Scaled Dot-Product Attention</w:t>
-      </w:r>
+      <w:proofErr w:type="spellStart"/>
+      <w:r>
+        <w:rPr>
+          <w:color w:val="231F20"/>
+        </w:rPr>
+        <w:t>Scaled</w:t>
+      </w:r>
+      <w:proofErr w:type="spellEnd"/>
+      <w:r>
+        <w:rPr>
+          <w:color w:val="231F20"/>
+        </w:rPr>
+        <w:t xml:space="preserve"> </w:t>
+      </w:r>
+      <w:proofErr w:type="spellStart"/>
+      <w:r>
+        <w:rPr>
+          <w:color w:val="231F20"/>
+        </w:rPr>
+        <w:t>Dot-Product</w:t>
+      </w:r>
+      <w:proofErr w:type="spellEnd"/>
+      <w:r>
+        <w:rPr>
+          <w:color w:val="231F20"/>
+        </w:rPr>
+        <w:t xml:space="preserve"> </w:t>
+      </w:r>
+      <w:proofErr w:type="spellStart"/>
+      <w:r>
+        <w:rPr>
+          <w:color w:val="231F20"/>
+        </w:rPr>
+        <w:t>Attention</w:t>
+      </w:r>
+      <w:proofErr w:type="spellEnd"/>
       <w:r>
         <w:rPr>
           <w:color w:val="231F20"/>
@@ -2562,24 +3300,70 @@
         </w:rPr>
         <w:t xml:space="preserve">Для лучшего результата создают много разных представлений. </w:t>
       </w:r>
-      <w:r>
-        <w:rPr>
-          <w:color w:val="231F20"/>
-        </w:rPr>
-        <w:t>Scaled Dot-Product Attention</w:t>
-      </w:r>
+      <w:proofErr w:type="spellStart"/>
+      <w:r>
+        <w:rPr>
+          <w:color w:val="231F20"/>
+        </w:rPr>
+        <w:t>Scaled</w:t>
+      </w:r>
+      <w:proofErr w:type="spellEnd"/>
+      <w:r>
+        <w:rPr>
+          <w:color w:val="231F20"/>
+        </w:rPr>
+        <w:t xml:space="preserve"> </w:t>
+      </w:r>
+      <w:proofErr w:type="spellStart"/>
+      <w:r>
+        <w:rPr>
+          <w:color w:val="231F20"/>
+        </w:rPr>
+        <w:t>Dot-Product</w:t>
+      </w:r>
+      <w:proofErr w:type="spellEnd"/>
+      <w:r>
+        <w:rPr>
+          <w:color w:val="231F20"/>
+        </w:rPr>
+        <w:t xml:space="preserve"> </w:t>
+      </w:r>
+      <w:proofErr w:type="spellStart"/>
+      <w:r>
+        <w:rPr>
+          <w:color w:val="231F20"/>
+        </w:rPr>
+        <w:t>Attention</w:t>
+      </w:r>
+      <w:proofErr w:type="spellEnd"/>
       <w:r>
         <w:rPr>
           <w:color w:val="231F20"/>
         </w:rPr>
         <w:t xml:space="preserve"> вычисляется параллельно для каждого из этих представлений. Порождая так много голов внимания (</w:t>
       </w:r>
-      <w:r>
-        <w:rPr>
-          <w:color w:val="231F20"/>
-        </w:rPr>
-        <w:t>Multi-Head Attention</w:t>
-      </w:r>
+      <w:proofErr w:type="spellStart"/>
+      <w:r>
+        <w:rPr>
+          <w:color w:val="231F20"/>
+        </w:rPr>
+        <w:t>Multi-Head</w:t>
+      </w:r>
+      <w:proofErr w:type="spellEnd"/>
+      <w:r>
+        <w:rPr>
+          <w:color w:val="231F20"/>
+        </w:rPr>
+        <w:t xml:space="preserve"> </w:t>
+      </w:r>
+      <w:proofErr w:type="spellStart"/>
+      <w:r>
+        <w:rPr>
+          <w:color w:val="231F20"/>
+        </w:rPr>
+        <w:t>Attention</w:t>
+      </w:r>
+      <w:proofErr w:type="spellEnd"/>
       <w:r>
         <w:rPr>
           <w:color w:val="231F20"/>
@@ -2643,7 +3427,15 @@
         <w:t xml:space="preserve"> внимани</w:t>
       </w:r>
       <w:r>
-        <w:t xml:space="preserve">я и эти числа рекурсивно подаются в механизм но с большей размерностью. </w:t>
+        <w:t xml:space="preserve">я и эти числа рекурсивно подаются в </w:t>
+      </w:r>
+      <w:proofErr w:type="gramStart"/>
+      <w:r>
+        <w:t>механизм</w:t>
+      </w:r>
+      <w:proofErr w:type="gramEnd"/>
+      <w:r>
+        <w:t xml:space="preserve"> но с большей размерностью. </w:t>
       </w:r>
     </w:p>
     <w:p>
@@ -2668,9 +3460,11 @@
       <w:r>
         <w:t xml:space="preserve">(например </w:t>
       </w:r>
+      <w:proofErr w:type="spellStart"/>
       <w:r>
         <w:t>ReLU</w:t>
       </w:r>
+      <w:proofErr w:type="spellEnd"/>
       <w:r>
         <w:t>)</w:t>
       </w:r>
@@ -2812,7 +3606,15 @@
         <w:ind w:left="11" w:right="117" w:firstLine="566"/>
       </w:pPr>
       <w:r>
-        <w:t>Нелинейность (активация ReLU):</w:t>
+        <w:t xml:space="preserve">Нелинейность (активация </w:t>
+      </w:r>
+      <w:proofErr w:type="spellStart"/>
+      <w:r>
+        <w:t>ReLU</w:t>
+      </w:r>
+      <w:proofErr w:type="spellEnd"/>
+      <w:r>
+        <w:t>):</w:t>
       </w:r>
     </w:p>
     <w:p>
@@ -2822,7 +3624,23 @@
         <w:ind w:left="11" w:right="117" w:firstLine="566"/>
       </w:pPr>
       <w:r>
-        <w:t>a=max(0,h)</w:t>
+        <w:t>a=</w:t>
+      </w:r>
+      <w:proofErr w:type="spellStart"/>
+      <w:r>
+        <w:t>max</w:t>
+      </w:r>
+      <w:proofErr w:type="spellEnd"/>
+      <w:r>
+        <w:t>(</w:t>
+      </w:r>
+      <w:proofErr w:type="gramStart"/>
+      <w:r>
+        <w:t>0,h</w:t>
+      </w:r>
+      <w:proofErr w:type="gramEnd"/>
+      <w:r>
+        <w:t>)</w:t>
       </w:r>
     </w:p>
     <w:p>
@@ -2832,7 +3650,15 @@
         <w:ind w:left="11" w:right="117" w:firstLine="566"/>
       </w:pPr>
       <w:r>
-        <w:t xml:space="preserve">Эта функция активации на примере ReLU </w:t>
+        <w:t xml:space="preserve">Эта функция активации на примере </w:t>
+      </w:r>
+      <w:proofErr w:type="spellStart"/>
+      <w:r>
+        <w:t>ReLU</w:t>
+      </w:r>
+      <w:proofErr w:type="spellEnd"/>
+      <w:r>
+        <w:t xml:space="preserve"> </w:t>
       </w:r>
       <w:r>
         <w:t xml:space="preserve">сохраняет только положительные части вектора (a) и преобразует отрицательные значения в 0. </w:t>
@@ -3042,10 +3868,18 @@
         <w:t>”</w:t>
       </w:r>
       <w:r>
-        <w:t xml:space="preserve">. Где  </w:t>
-      </w:r>
-      <w:r>
-        <w:t>“скрытое состояние”</w:t>
+        <w:t xml:space="preserve">. </w:t>
+      </w:r>
+      <w:proofErr w:type="gramStart"/>
+      <w:r>
+        <w:t xml:space="preserve">Где  </w:t>
+      </w:r>
+      <w:r>
+        <w:t>“</w:t>
+      </w:r>
+      <w:proofErr w:type="gramEnd"/>
+      <w:r>
+        <w:t>скрытое состояние”</w:t>
       </w:r>
       <w:r>
         <w:t xml:space="preserve"> перемножается на словарь модели, тем самым получая вероятностное распределение будущего слова из словаря. </w:t>
@@ -3058,7 +3892,15 @@
         <w:ind w:left="11" w:right="117" w:firstLine="566"/>
       </w:pPr>
       <w:r>
-        <w:t xml:space="preserve">Слово из словаря выбирается в ходе какого то метода выбора </w:t>
+        <w:t xml:space="preserve">Слово из словаря выбирается в ходе </w:t>
+      </w:r>
+      <w:proofErr w:type="gramStart"/>
+      <w:r>
+        <w:t>какого то</w:t>
+      </w:r>
+      <w:proofErr w:type="gramEnd"/>
+      <w:r>
+        <w:t xml:space="preserve"> метода выбора </w:t>
       </w:r>
       <w:r>
         <w:t>“</w:t>
@@ -3081,12 +3923,14 @@
       <w:r>
         <w:t xml:space="preserve">т </w:t>
       </w:r>
+      <w:proofErr w:type="spellStart"/>
       <w:r>
         <w:rPr>
           <w:lang w:val="en-US"/>
         </w:rPr>
         <w:t>Wk</w:t>
       </w:r>
+      <w:proofErr w:type="spellEnd"/>
       <w:r>
         <w:t xml:space="preserve"> </w:t>
       </w:r>
@@ -3206,7 +4050,15 @@
         <w:jc w:val="both"/>
       </w:pPr>
       <w:r>
-        <w:t xml:space="preserve">Для сбора данных модели использована С++ библиотека llama.cpp, позволяющая запускать и настраивать большие языковые моделеи (LLM). </w:t>
+        <w:t xml:space="preserve">Для сбора данных модели использована С++ библиотека llama.cpp, позволяющая запускать и настраивать большие языковые </w:t>
+      </w:r>
+      <w:proofErr w:type="spellStart"/>
+      <w:r>
+        <w:t>моделеи</w:t>
+      </w:r>
+      <w:proofErr w:type="spellEnd"/>
+      <w:r>
+        <w:t xml:space="preserve"> (LLM). </w:t>
       </w:r>
       <w:r>
         <w:t>Самолично написанной обёртке подаётся на вход массив папок с неполным кодом, задача нейросети восстановить не хватающий кусок кода</w:t>
@@ -3238,7 +4090,15 @@
         <w:t xml:space="preserve">, </w:t>
       </w:r>
       <w:r>
-        <w:t>время генерации ответа и время сэмплирования токенов. Также учитывается количество входных и сгенерированных токенов, а также степень заполнения контекстного окна модели.</w:t>
+        <w:t xml:space="preserve">время генерации ответа и время </w:t>
+      </w:r>
+      <w:proofErr w:type="spellStart"/>
+      <w:r>
+        <w:t>сэмплирования</w:t>
+      </w:r>
+      <w:proofErr w:type="spellEnd"/>
+      <w:r>
+        <w:t xml:space="preserve"> токенов. Также учитывается количество входных и сгенерированных токенов, а также степень заполнения контекстного окна модели.</w:t>
       </w:r>
     </w:p>
     <w:p>
@@ -3252,7 +4112,15 @@
         <w:t>Так же а</w:t>
       </w:r>
       <w:r>
-        <w:t xml:space="preserve">нализируется состояние KVкэш модели, включающее общее число ячеек контекста, число занятых и замаскированных позиций, а также коэффициент заполнения. Для оценки разреженности используется </w:t>
+        <w:t xml:space="preserve">нализируется состояние </w:t>
+      </w:r>
+      <w:proofErr w:type="spellStart"/>
+      <w:r>
+        <w:t>KVкэш</w:t>
+      </w:r>
+      <w:proofErr w:type="spellEnd"/>
+      <w:r>
+        <w:t xml:space="preserve"> модели, включающее общее число ячеек контекста, число занятых и замаскированных позиций, а также коэффициент заполнения. Для оценки разреженности используется </w:t>
       </w:r>
       <w:r>
         <w:t>процентное соотношение</w:t>
@@ -3267,8 +4135,13 @@
         <w:t xml:space="preserve">, </w:t>
       </w:r>
       <w:r>
-        <w:t>которая учитавает</w:t>
-      </w:r>
+        <w:t xml:space="preserve">которая </w:t>
+      </w:r>
+      <w:proofErr w:type="spellStart"/>
+      <w:r>
+        <w:t>учитавает</w:t>
+      </w:r>
+      <w:proofErr w:type="spellEnd"/>
       <w:r>
         <w:t xml:space="preserve"> как неиспользуемые ячейки, так и особенности квантования.</w:t>
       </w:r>
@@ -3290,11 +4163,16 @@
         <w:t>проводится изучением</w:t>
       </w:r>
       <w:r>
-        <w:t xml:space="preserve"> логит</w:t>
+        <w:t xml:space="preserve"> </w:t>
+      </w:r>
+      <w:proofErr w:type="spellStart"/>
+      <w:r>
+        <w:t>логит</w:t>
       </w:r>
       <w:r>
         <w:t>ов</w:t>
       </w:r>
+      <w:proofErr w:type="spellEnd"/>
       <w:r>
         <w:t xml:space="preserve"> выходного слоя. На их основе вычисляются вероятность наиболее вероятного токена, суммарная вероятность пяти наиболее </w:t>
       </w:r>
@@ -3317,14 +4195,24 @@
       <w:r>
         <w:t xml:space="preserve"> сбор </w:t>
       </w:r>
+      <w:proofErr w:type="spellStart"/>
       <w:r>
         <w:t>перплекси</w:t>
       </w:r>
       <w:r>
         <w:t>и</w:t>
       </w:r>
-      <w:r>
-        <w:t xml:space="preserve">. Энтропия характеризует степень неопределённости модели при выборе следующего токена, перплексия </w:t>
+      <w:proofErr w:type="spellEnd"/>
+      <w:r>
+        <w:t xml:space="preserve">. Энтропия характеризует степень неопределённости модели при выборе следующего токена, </w:t>
+      </w:r>
+      <w:proofErr w:type="spellStart"/>
+      <w:r>
+        <w:t>перплексия</w:t>
+      </w:r>
+      <w:proofErr w:type="spellEnd"/>
+      <w:r>
+        <w:t xml:space="preserve"> </w:t>
       </w:r>
       <w:r>
         <w:t>даёт</w:t>
@@ -3346,9 +4234,11 @@
       <w:r>
         <w:t xml:space="preserve">етрики </w:t>
       </w:r>
+      <w:proofErr w:type="spellStart"/>
       <w:r>
         <w:t>хронятся</w:t>
       </w:r>
+      <w:proofErr w:type="spellEnd"/>
       <w:r>
         <w:t xml:space="preserve"> в виде (JSON), </w:t>
       </w:r>
@@ -3469,11 +4359,16 @@
         <w:t xml:space="preserve">на </w:t>
       </w:r>
       <w:r>
-        <w:t>65536 токенов</w:t>
+        <w:t xml:space="preserve">65536 </w:t>
+      </w:r>
+      <w:proofErr w:type="spellStart"/>
+      <w:r>
+        <w:t>токенов</w:t>
       </w:r>
       <w:r>
         <w:t>даст</w:t>
       </w:r>
+      <w:proofErr w:type="spellEnd"/>
       <w:r>
         <w:t xml:space="preserve"> </w:t>
       </w:r>
@@ -3493,7 +4388,15 @@
         <w:t xml:space="preserve">запросов </w:t>
       </w:r>
       <w:r>
-        <w:t>выполняется с размером батча 65536</w:t>
+        <w:t xml:space="preserve">выполняется с размером </w:t>
+      </w:r>
+      <w:proofErr w:type="spellStart"/>
+      <w:r>
+        <w:t>батча</w:t>
+      </w:r>
+      <w:proofErr w:type="spellEnd"/>
+      <w:r>
+        <w:t xml:space="preserve"> 65536</w:t>
       </w:r>
       <w:r>
         <w:t>, что позволяет давать на вход файлы соразмерные с контекстным окном</w:t>
@@ -3517,7 +4420,23 @@
         <w:t xml:space="preserve"> для ускорения вычислений модели</w:t>
       </w:r>
       <w:r>
-        <w:t>. Для повышения производительности используются механизмы flash-attention и offload ключей и значений.</w:t>
+        <w:t xml:space="preserve">. Для повышения производительности используются механизмы </w:t>
+      </w:r>
+      <w:proofErr w:type="spellStart"/>
+      <w:r>
+        <w:t>flash-attention</w:t>
+      </w:r>
+      <w:proofErr w:type="spellEnd"/>
+      <w:r>
+        <w:t xml:space="preserve"> и </w:t>
+      </w:r>
+      <w:proofErr w:type="spellStart"/>
+      <w:r>
+        <w:t>offload</w:t>
+      </w:r>
+      <w:proofErr w:type="spellEnd"/>
+      <w:r>
+        <w:t xml:space="preserve"> ключей и значений.</w:t>
       </w:r>
       <w:r>
         <w:t xml:space="preserve"> </w:t>
@@ -3551,7 +4470,15 @@
         <w:t>результатов фиксируется</w:t>
       </w:r>
       <w:r>
-        <w:t xml:space="preserve"> значение seed, равное 12345.</w:t>
+        <w:t xml:space="preserve"> значение </w:t>
+      </w:r>
+      <w:proofErr w:type="spellStart"/>
+      <w:r>
+        <w:t>seed</w:t>
+      </w:r>
+      <w:proofErr w:type="spellEnd"/>
+      <w:r>
+        <w:t>, равное 12345.</w:t>
       </w:r>
     </w:p>
     <w:p>
@@ -3564,7 +4491,15 @@
         <w:t>О</w:t>
       </w:r>
       <w:r>
-        <w:t>тключено использование memory-mapped файлов</w:t>
+        <w:t xml:space="preserve">тключено использование </w:t>
+      </w:r>
+      <w:proofErr w:type="spellStart"/>
+      <w:r>
+        <w:t>memory-mapped</w:t>
+      </w:r>
+      <w:proofErr w:type="spellEnd"/>
+      <w:r>
+        <w:t xml:space="preserve"> файлов</w:t>
       </w:r>
       <w:r>
         <w:t xml:space="preserve"> и</w:t>
@@ -3748,7 +4683,15 @@
         <w:t>KV</w:t>
       </w:r>
       <w:r>
-        <w:t>кэша от длинны промта.</w:t>
+        <w:t xml:space="preserve">кэша от длинны </w:t>
+      </w:r>
+      <w:proofErr w:type="spellStart"/>
+      <w:r>
+        <w:t>промта</w:t>
+      </w:r>
+      <w:proofErr w:type="spellEnd"/>
+      <w:r>
+        <w:t>.</w:t>
       </w:r>
     </w:p>
     <w:p>
@@ -3820,8 +4763,21 @@
         <w:t xml:space="preserve"> ячеек</w:t>
       </w:r>
       <w:r>
-        <w:t xml:space="preserve"> KVкэша от длинны промта</w:t>
-      </w:r>
+        <w:t xml:space="preserve"> </w:t>
+      </w:r>
+      <w:proofErr w:type="spellStart"/>
+      <w:r>
+        <w:t>KVкэша</w:t>
+      </w:r>
+      <w:proofErr w:type="spellEnd"/>
+      <w:r>
+        <w:t xml:space="preserve"> от длинны </w:t>
+      </w:r>
+      <w:proofErr w:type="spellStart"/>
+      <w:r>
+        <w:t>промта</w:t>
+      </w:r>
+      <w:proofErr w:type="spellEnd"/>
     </w:p>
     <w:p>
       <w:pPr>
@@ -3833,17 +4789,40 @@
         <w:t>Полученная фикция отражает линейную зависимость увеличения ячеек</w:t>
       </w:r>
       <w:r>
-        <w:t xml:space="preserve"> KVкэша от длинны промта</w:t>
-      </w:r>
-      <w:r>
-        <w:t xml:space="preserve">, что для дальнейших исследований даёт возможность отказаться от промта в угоду </w:t>
-      </w:r>
+        <w:t xml:space="preserve"> </w:t>
+      </w:r>
+      <w:proofErr w:type="spellStart"/>
+      <w:r>
+        <w:t>KVкэша</w:t>
+      </w:r>
+      <w:proofErr w:type="spellEnd"/>
+      <w:r>
+        <w:t xml:space="preserve"> от длинны </w:t>
+      </w:r>
+      <w:proofErr w:type="spellStart"/>
+      <w:r>
+        <w:t>промта</w:t>
+      </w:r>
+      <w:proofErr w:type="spellEnd"/>
+      <w:r>
+        <w:t xml:space="preserve">, что для дальнейших исследований даёт возможность отказаться от </w:t>
+      </w:r>
+      <w:proofErr w:type="spellStart"/>
+      <w:r>
+        <w:t>промта</w:t>
+      </w:r>
+      <w:proofErr w:type="spellEnd"/>
+      <w:r>
+        <w:t xml:space="preserve"> в угоду </w:t>
+      </w:r>
+      <w:proofErr w:type="spellStart"/>
       <w:r>
         <w:t>KVкэш</w:t>
       </w:r>
       <w:r>
         <w:t>а</w:t>
       </w:r>
+      <w:proofErr w:type="spellEnd"/>
       <w:r>
         <w:t>.</w:t>
       </w:r>
@@ -3915,10 +4894,26 @@
         <w:ind w:left="14" w:right="115" w:firstLine="288"/>
       </w:pPr>
       <w:r>
-        <w:t>Данный график свидетельствует о том, что увеличение промта увеличивает время генерации текста, так как рост</w:t>
-      </w:r>
-      <w:r>
-        <w:t xml:space="preserve"> KVкэша </w:t>
+        <w:t xml:space="preserve">Данный график свидетельствует о том, что увеличение </w:t>
+      </w:r>
+      <w:proofErr w:type="spellStart"/>
+      <w:r>
+        <w:t>промта</w:t>
+      </w:r>
+      <w:proofErr w:type="spellEnd"/>
+      <w:r>
+        <w:t xml:space="preserve"> увеличивает время генерации текста, так как рост</w:t>
+      </w:r>
+      <w:r>
+        <w:t xml:space="preserve"> </w:t>
+      </w:r>
+      <w:proofErr w:type="spellStart"/>
+      <w:r>
+        <w:t>KVкэша</w:t>
+      </w:r>
+      <w:proofErr w:type="spellEnd"/>
+      <w:r>
+        <w:t xml:space="preserve"> </w:t>
       </w:r>
       <w:r>
         <w:t xml:space="preserve">требует вычисление большего количества математических операций для предсказывания будущего токена. В связи с чем </w:t>
@@ -4003,8 +4998,13 @@
         <w:t>и</w:t>
       </w:r>
       <w:r>
-        <w:t xml:space="preserve"> генерации текста от занятого KVкэша</w:t>
-      </w:r>
+        <w:t xml:space="preserve"> генерации текста от занятого </w:t>
+      </w:r>
+      <w:proofErr w:type="spellStart"/>
+      <w:r>
+        <w:t>KVкэша</w:t>
+      </w:r>
+      <w:proofErr w:type="spellEnd"/>
       <w:r>
         <w:t>.</w:t>
       </w:r>
@@ -4031,10 +5031,26 @@
         <w:t>доказывает,</w:t>
       </w:r>
       <w:r>
-        <w:t xml:space="preserve"> что увеличение промта увеличивает время генерации текста, так как рост</w:t>
-      </w:r>
-      <w:r>
-        <w:t xml:space="preserve"> KVкэша </w:t>
+        <w:t xml:space="preserve"> что увеличение </w:t>
+      </w:r>
+      <w:proofErr w:type="spellStart"/>
+      <w:r>
+        <w:t>промта</w:t>
+      </w:r>
+      <w:proofErr w:type="spellEnd"/>
+      <w:r>
+        <w:t xml:space="preserve"> увеличивает время генерации текста, так как рост</w:t>
+      </w:r>
+      <w:r>
+        <w:t xml:space="preserve"> </w:t>
+      </w:r>
+      <w:proofErr w:type="spellStart"/>
+      <w:r>
+        <w:t>KVкэша</w:t>
+      </w:r>
+      <w:proofErr w:type="spellEnd"/>
+      <w:r>
+        <w:t xml:space="preserve"> </w:t>
       </w:r>
       <w:r>
         <w:t>требует вычисление большего количества математических операций для предсказывания будущего токена.</w:t>
@@ -4084,7 +5100,6 @@
         <w:ind w:left="14" w:right="115" w:firstLine="288"/>
         <w:jc w:val="center"/>
       </w:pPr>
-      <w:bookmarkStart w:id="0" w:name="_GoBack"/>
       <w:r>
         <w:rPr>
           <w:noProof/>
@@ -4110,7 +5125,6 @@
           </wp:inline>
         </w:drawing>
       </w:r>
-      <w:bookmarkEnd w:id="0"/>
     </w:p>
     <w:p>
       <w:pPr>
@@ -4150,8 +5164,13 @@
       <w:r>
         <w:t xml:space="preserve">Однако даже с равным </w:t>
       </w:r>
-      <w:r>
-        <w:t xml:space="preserve">одинковым </w:t>
+      <w:proofErr w:type="spellStart"/>
+      <w:r>
+        <w:t>одинковым</w:t>
+      </w:r>
+      <w:proofErr w:type="spellEnd"/>
+      <w:r>
+        <w:t xml:space="preserve"> </w:t>
       </w:r>
       <w:r>
         <w:t xml:space="preserve">полаганием на </w:t>
@@ -4171,8 +5190,13 @@
       <w:r>
         <w:t xml:space="preserve"> по наклону </w:t>
       </w:r>
-      <w:r>
-        <w:t>тредлайна на</w:t>
+      <w:proofErr w:type="spellStart"/>
+      <w:r>
+        <w:t>тредлайна</w:t>
+      </w:r>
+      <w:proofErr w:type="spellEnd"/>
+      <w:r>
+        <w:t xml:space="preserve"> на</w:t>
       </w:r>
       <w:r>
         <w:t xml:space="preserve"> рисунке 7.</w:t>
@@ -4316,7 +5340,23 @@
         <w:ind w:left="14" w:right="115" w:firstLine="288"/>
       </w:pPr>
       <w:r>
-        <w:t xml:space="preserve">Данное исследование показало что с ростом промта растёт уверенность модели в ответах, что улучшает её качество генерации, однако очень сильно уменьшает скорость этой генерации. </w:t>
+        <w:t xml:space="preserve">Данное исследование </w:t>
+      </w:r>
+      <w:proofErr w:type="gramStart"/>
+      <w:r>
+        <w:t>показало</w:t>
+      </w:r>
+      <w:proofErr w:type="gramEnd"/>
+      <w:r>
+        <w:t xml:space="preserve"> что с ростом </w:t>
+      </w:r>
+      <w:proofErr w:type="spellStart"/>
+      <w:r>
+        <w:t>промта</w:t>
+      </w:r>
+      <w:proofErr w:type="spellEnd"/>
+      <w:r>
+        <w:t xml:space="preserve"> растёт уверенность модели в ответах, что улучшает её качество генерации, однако очень сильно уменьшает скорость этой генерации. </w:t>
       </w:r>
     </w:p>
     <w:p>
@@ -4403,7 +5443,23 @@
           <w:color w:val="231F20"/>
           <w:spacing w:val="-2"/>
         </w:rPr>
-        <w:t>(References)</w:t>
+        <w:t>(</w:t>
+      </w:r>
+      <w:proofErr w:type="spellStart"/>
+      <w:r>
+        <w:rPr>
+          <w:color w:val="231F20"/>
+          <w:spacing w:val="-2"/>
+        </w:rPr>
+        <w:t>References</w:t>
+      </w:r>
+      <w:proofErr w:type="spellEnd"/>
+      <w:r>
+        <w:rPr>
+          <w:color w:val="231F20"/>
+          <w:spacing w:val="-2"/>
+        </w:rPr>
+        <w:t>)</w:t>
       </w:r>
     </w:p>
     <w:p>
@@ -4416,26 +5472,43 @@
         <w:rPr>
           <w:color w:val="231F20"/>
         </w:rPr>
-        <w:t>Национальный центр интеллектуальной собственности. Законодательство в сфере промышленной собственности [Электронный ресурс] / НЦИС. – URL: https://www.ncip.by/zakonodatelstvo/promyshlennaya-sobstvennost/ (дата обращения: 23.03.2026).</w:t>
-      </w:r>
-    </w:p>
-    <w:p>
-      <w:pPr>
-        <w:pStyle w:val="BodyText"/>
-        <w:spacing w:before="24" w:line="256" w:lineRule="auto"/>
-        <w:ind w:left="448" w:right="124"/>
-        <w:jc w:val="both"/>
-        <w:rPr>
-          <w:lang w:val="en-US"/>
-        </w:rPr>
-      </w:pPr>
-      <w:r>
-        <w:rPr>
-          <w:color w:val="231F20"/>
-          <w:sz w:val="18"/>
-          <w:lang w:val="en-US"/>
-        </w:rPr>
-        <w:t>Natsional’nyy tsentr intellektual’noy sobstvennosti. Zakonodatel’stvo v sfere promyshlennoy sobstvennosti [Zakonodatel’stvo v sfere promyshlennoy sobstvennosti] [Electronic resource] / NTsIS. – URL: https://www.ncip.by/zakonodatelstvo/promyshlennaya-sobstvennost/ (accessed: 23.03.2026) (in Russian).</w:t>
+        <w:t xml:space="preserve">Книга за авторством </w:t>
+      </w:r>
+      <w:bookmarkStart w:id="0" w:name="_GoBack"/>
+      <w:bookmarkEnd w:id="0"/>
+      <w:r>
+        <w:rPr>
+          <w:color w:val="231F20"/>
+        </w:rPr>
+        <w:t xml:space="preserve">Гудфеллоу Я., </w:t>
+      </w:r>
+      <w:proofErr w:type="spellStart"/>
+      <w:r>
+        <w:rPr>
+          <w:color w:val="231F20"/>
+        </w:rPr>
+        <w:t>Бенджио</w:t>
+      </w:r>
+      <w:proofErr w:type="spellEnd"/>
+      <w:r>
+        <w:rPr>
+          <w:color w:val="231F20"/>
+        </w:rPr>
+        <w:t xml:space="preserve"> И., </w:t>
+      </w:r>
+      <w:proofErr w:type="spellStart"/>
+      <w:r>
+        <w:rPr>
+          <w:color w:val="231F20"/>
+        </w:rPr>
+        <w:t>Курвилль</w:t>
+      </w:r>
+      <w:proofErr w:type="spellEnd"/>
+      <w:r>
+        <w:rPr>
+          <w:color w:val="231F20"/>
+        </w:rPr>
+        <w:t xml:space="preserve"> А. - Глубокое обучение</w:t>
       </w:r>
     </w:p>
     <w:sectPr>
@@ -27122,7 +28195,7 @@
 </file>
 
 <file path=customXml/itemProps1.xml><?xml version="1.0" encoding="utf-8"?>
-<ds:datastoreItem xmlns:ds="http://schemas.openxmlformats.org/officeDocument/2006/customXml" ds:itemID="{87A0B8C1-7965-4E37-9DA8-15C41EC8E174}">
+<ds:datastoreItem xmlns:ds="http://schemas.openxmlformats.org/officeDocument/2006/customXml" ds:itemID="{4E56E6E2-8635-4D8D-9354-213511EF0710}">
   <ds:schemaRefs>
     <ds:schemaRef ds:uri="http://schemas.openxmlformats.org/officeDocument/2006/bibliography"/>
   </ds:schemaRefs>

--- a/109–123.docx
+++ b/109–123.docx
@@ -48,7 +48,35 @@
         <w:rPr>
           <w:color w:val="231F20"/>
         </w:rPr>
-        <w:t>Анализ времени и качества ответа локальной LLM от размера контекста</w:t>
+        <w:t xml:space="preserve">Анализ зависимости времени и качества ответа локальной LLM от размера контекста на примере Qwen3 </w:t>
+      </w:r>
+      <w:proofErr w:type="spellStart"/>
+      <w:r>
+        <w:rPr>
+          <w:color w:val="231F20"/>
+        </w:rPr>
+        <w:t>Coder</w:t>
+      </w:r>
+      <w:proofErr w:type="spellEnd"/>
+      <w:r>
+        <w:rPr>
+          <w:color w:val="231F20"/>
+        </w:rPr>
+        <w:t xml:space="preserve"> </w:t>
+      </w:r>
+      <w:proofErr w:type="spellStart"/>
+      <w:r>
+        <w:rPr>
+          <w:color w:val="231F20"/>
+        </w:rPr>
+        <w:t>next</w:t>
+      </w:r>
+      <w:proofErr w:type="spellEnd"/>
+      <w:r>
+        <w:rPr>
+          <w:color w:val="231F20"/>
+        </w:rPr>
+        <w:t xml:space="preserve"> Q4 K_M</w:t>
       </w:r>
       <w:r>
         <w:rPr>
@@ -780,6 +808,8 @@
           <w:cols w:space="720"/>
         </w:sectPr>
       </w:pPr>
+      <w:bookmarkStart w:id="0" w:name="_GoBack"/>
+      <w:bookmarkEnd w:id="0"/>
     </w:p>
     <w:p>
       <w:pPr>
@@ -5474,8 +5504,6 @@
         </w:rPr>
         <w:t xml:space="preserve">Книга за авторством </w:t>
       </w:r>
-      <w:bookmarkStart w:id="0" w:name="_GoBack"/>
-      <w:bookmarkEnd w:id="0"/>
       <w:r>
         <w:rPr>
           <w:color w:val="231F20"/>
@@ -6606,7 +6634,6 @@
   <w:style w:type="character" w:default="1" w:styleId="DefaultParagraphFont">
     <w:name w:val="Default Paragraph Font"/>
     <w:uiPriority w:val="1"/>
-    <w:semiHidden/>
     <w:unhideWhenUsed/>
   </w:style>
   <w:style w:type="table" w:default="1" w:styleId="TableNormal">
@@ -28195,7 +28222,7 @@
 </file>
 
 <file path=customXml/itemProps1.xml><?xml version="1.0" encoding="utf-8"?>
-<ds:datastoreItem xmlns:ds="http://schemas.openxmlformats.org/officeDocument/2006/customXml" ds:itemID="{4E56E6E2-8635-4D8D-9354-213511EF0710}">
+<ds:datastoreItem xmlns:ds="http://schemas.openxmlformats.org/officeDocument/2006/customXml" ds:itemID="{FE1AC47B-A78D-43A3-907A-2EFCE40029A4}">
   <ds:schemaRefs>
     <ds:schemaRef ds:uri="http://schemas.openxmlformats.org/officeDocument/2006/bibliography"/>
   </ds:schemaRefs>
